--- a/source-assets/originals/Demokratie_braucht_mehr_als_gute_Sachpolitik_2026-08-28.docx
+++ b/source-assets/originals/Demokratie_braucht_mehr_als_gute_Sachpolitik_2026-08-28.docx
@@ -15,7 +15,7 @@
         <w:pStyle w:val="ArticleSubtitle"/>
       </w:pPr>
       <w:r>
-        <w:t>Warum 44 parallele Autokratisierungsprozesse die einfache Protest-Erzählung sprengen – und warum Sachsen-Anhalt am 6. September zum Testfall für Deutschland werden könnte.</w:t>
+        <w:t>Warum 44 parallele Autokratisierungsprozesse die einfache Protest-Erzählung sprengen - und warum Sachsen-Anhalt am 6. September zum Testfall für Deutschland werden könnte.</w:t>
       </w:r>
     </w:p>
     <w:p>
@@ -26,7 +26,7 @@
         </w:pBdr>
       </w:pPr>
       <w:r>
-        <w:t>Gute Politik ist unverzichtbar. Aber die Vorstellung, man müsse nur bessere Sachpolitik machen und autoritäre Parteien würden sich anschließend von selbst erledigen, greift zu kurz. Der internationale Vergleich zeigt ein größeres Muster – und Sachsen-Anhalt macht dieses Muster am 6. September sehr konkret.</w:t>
+        <w:t>Gute Politik ist unverzichtbar. Aber die Vorstellung, man müsse nur bessere Sachpolitik machen und autoritäre Parteien würden sich anschließend von selbst erledigen, greift zu kurz. Der internationale Vergleich zeigt ein größeres Muster - und Sachsen-Anhalt macht dieses Muster am 6. September sehr konkret.</w:t>
       </w:r>
     </w:p>
     <w:p>
@@ -39,7 +39,7 @@
     </w:p>
     <w:p>
       <w:r>
-        <w:t>Wir erzählen uns gern eine beruhigende Geschichte: Menschen sind unzufrieden, weil Regierungen Fehler machen. Also wählen sie Protestparteien. Folglich müssten demokratische Parteien nur „bessere Politik“ machen – und der Spuk wäre vorbei.</w:t>
+        <w:t>Wir erzählen uns gern eine beruhigende Geschichte: Menschen sind unzufrieden, weil Regierungen Fehler machen. Also wählen sie Protestparteien. Folglich müssten demokratische Parteien nur „bessere Politik“ machen - und der Spuk wäre vorbei.</w:t>
       </w:r>
     </w:p>
     <w:p>
@@ -129,7 +129,7 @@
         <w:t>Nature Human Behaviour</w:t>
       </w:r>
       <w:r>
-        <w:t xml:space="preserve"> hat 496 wissenschaftliche Arbeiten zum Verhältnis von digitalen Medien und Demokratie ausgewertet. Das Ergebnis ist ausdrücklich nicht: „Internet macht Demokratie kaputt.“ Digitale Medien können Information und politische Beteiligung verbessern. Gleichzeitig findet die Forschung aber immer wieder Zusammenhänge mit sinkendem Institutionenvertrauen, stärkerem Populismus und wachsender Polarisierung – und diese problematischen Zusammenhänge waren in etablierten Demokratien teilweise besonders ausgeprägt.</w:t>
+        <w:t xml:space="preserve"> hat 496 wissenschaftliche Arbeiten zum Verhältnis von digitalen Medien und Demokratie ausgewertet. Das Ergebnis ist ausdrücklich nicht: „Internet macht Demokratie kaputt.“ Digitale Medien können Information und politische Beteiligung verbessern. Gleichzeitig findet die Forschung aber immer wieder Zusammenhänge mit sinkendem Institutionenvertrauen, stärkerem Populismus und wachsender Polarisierung - und diese problematischen Zusammenhänge waren in etablierten Demokratien teilweise besonders ausgeprägt.</w:t>
       </w:r>
     </w:p>
     <w:p>
@@ -143,7 +143,7 @@
         <w:t>Nature Communications</w:t>
       </w:r>
       <w:r>
-        <w:t xml:space="preserve"> untersuchte politische Onlinekommunikation in neun Ländern – darunter Deutschland, Frankreich, Italien, Polen, Spanien, Großbritannien, Kanada und die USA. Trotz verschiedener Sprachen und Parteiensysteme fanden die Forschenden eine gemeinsame Struktur: politische Netzwerke sind stark getrennt, Kontakte zur jeweiligen Außengruppe sind toxischer als Kontakte innerhalb der eigenen Gruppe, und politische Kommunikation bildet wiederkehrende Freund-Feind-Muster.</w:t>
+        <w:t xml:space="preserve"> untersuchte politische Onlinekommunikation in neun Ländern - darunter Deutschland, Frankreich, Italien, Polen, Spanien, Großbritannien, Kanada und die USA. Trotz verschiedener Sprachen und Parteiensysteme fanden die Forschenden eine gemeinsame Struktur: politische Netzwerke sind stark getrennt, Kontakte zur jeweiligen Außengruppe sind toxischer als Kontakte innerhalb der eigenen Gruppe, und politische Kommunikation bildet wiederkehrende Freund-Feind-Muster.</w:t>
       </w:r>
     </w:p>
     <w:p>
@@ -166,7 +166,7 @@
     </w:p>
     <w:p>
       <w:r>
-        <w:t xml:space="preserve">Unser Gehirn überprüft nicht jede Aussage bei jeder Begegnung vollständig neu. Wiederholung erzeugt Vertrautheit – und Vertrautheit kann die subjektive Wahrheitsbewertung erhöhen. Eine 2026 veröffentlichte Metaanalyse von 182 Studien bestätigt diesen </w:t>
+        <w:t xml:space="preserve">Unser Gehirn überprüft nicht jede Aussage bei jeder Begegnung vollständig neu. Wiederholung erzeugt Vertrautheit - und Vertrautheit kann die subjektive Wahrheitsbewertung erhöhen. Eine 2026 veröffentlichte Metaanalyse von 182 Studien bestätigt diesen </w:t>
       </w:r>
       <w:r>
         <w:rPr>
@@ -194,7 +194,7 @@
     </w:p>
     <w:p>
       <w:r>
-        <w:t>Das Entscheidende ist nicht ein einzelnes Wort. Es ist die Geschichte, die dadurch entsteht: eine bedrohte Gruppe, eine angebliche Ursache, ein Gegner – und schließlich jemand, der verspricht, die Bedrohung aufzuhalten.</w:t>
+        <w:t>Das Entscheidende ist nicht ein einzelnes Wort. Es ist die Geschichte, die dadurch entsteht: eine bedrohte Gruppe, eine angebliche Ursache, ein Gegner - und schließlich jemand, der verspricht, die Bedrohung aufzuhalten.</w:t>
       </w:r>
     </w:p>
     <w:p>
@@ -221,7 +221,7 @@
         <w:pStyle w:val="Heading1"/>
       </w:pPr>
       <w:r>
-        <w:t>Global synchronisiert – aber nicht von einer Zentrale gesteuert</w:t>
+        <w:t>Global synchronisiert - aber nicht von einer Zentrale gesteuert</w:t>
       </w:r>
     </w:p>
     <w:p>
@@ -240,7 +240,7 @@
         <w:t>transnationale Lern- und Verstärkungsprozesse</w:t>
       </w:r>
       <w:r>
-        <w:t>. Eine 2026 veröffentlichte vergleichende Studie zur extremen Rechten in Europa und Lateinamerika beschreibt eine „transnationale Grammatik“ gemeinsamer Frames. Die lokalen Themen unterscheiden sich – in Europa etwa stärker Migration und Identität, in Lateinamerika häufiger Kriminalität und Korruption. Die kommunikative Grundarchitektur kann dennoch ähnlich sein.</w:t>
+        <w:t>. Eine 2026 veröffentlichte vergleichende Studie zur extremen Rechten in Europa und Lateinamerika beschreibt eine „transnationale Grammatik“ gemeinsamer Frames. Die lokalen Themen unterscheiden sich - in Europa etwa stärker Migration und Identität, in Lateinamerika häufiger Kriminalität und Korruption. Die kommunikative Grundarchitektur kann dennoch ähnlich sein.</w:t>
       </w:r>
     </w:p>
     <w:p>
@@ -353,7 +353,7 @@
     </w:p>
     <w:p>
       <w:r>
-        <w:t>Dort fordert die Partei unter anderem, den Verfassungsschutz zu einem anders ausgerichteten Inlandsgeheimdienst umzubauen und die Verfassungsschutzberichte abzuschaffen. Die Landeszentrale für politische Bildung soll in ihrer heutigen Form abgeschafft und durch ein neues Institut ersetzt werden. Die Geschichtslehrpläne sollen stärker auf 1813 und 1871 ausgerichtet werden; das Deutsche Reich von 1871 wird dabei ausdrücklich als „Erfolgsgeschichte“ bezeichnet. Die Landesförderung von „Schule gegen Rassismus – Schule mit Courage“ soll beendet werden. Und die Rundfunkstaatsverträge sollen nach dem Willen der Partei als eine der ersten Amtshandlungen gekündigt werden.</w:t>
+        <w:t>Dort fordert die Partei unter anderem, den Verfassungsschutz zu einem anders ausgerichteten Inlandsgeheimdienst umzubauen und die Verfassungsschutzberichte abzuschaffen. Die Landeszentrale für politische Bildung soll in ihrer heutigen Form abgeschafft und durch ein neues Institut ersetzt werden. Die Geschichtslehrpläne sollen stärker auf 1813 und 1871 ausgerichtet werden; das Deutsche Reich von 1871 wird dabei ausdrücklich als „Erfolgsgeschichte“ bezeichnet. Die Landesförderung von „Schule gegen Rassismus - Schule mit Courage“ soll beendet werden. Und die Rundfunkstaatsverträge sollen nach dem Willen der Partei als eine der ersten Amtshandlungen gekündigt werden.</w:t>
       </w:r>
     </w:p>
     <w:p>
@@ -399,7 +399,7 @@
         <w:t>vier Stimmen im Bundesrat</w:t>
       </w:r>
       <w:r>
-        <w:t>. Die Landesregierung bestimmt die Vertreter des Landes und die Stimmabgabe. Vier Stimmen übernehmen keine Bundesrepublik – im Bundesrat sind für Mehrheiten regelmäßig viele Länder nötig. Aber es ist reale institutionelle Macht in der Bundesgesetzgebung, Bundesverwaltung und in europäischen Angelegenheiten.</w:t>
+        <w:t>. Die Landesregierung bestimmt die Vertreter des Landes und die Stimmabgabe. Vier Stimmen übernehmen keine Bundesrepublik - im Bundesrat sind für Mehrheiten regelmäßig viele Länder nötig. Aber es ist reale institutionelle Macht in der Bundesgesetzgebung, Bundesverwaltung und in europäischen Angelegenheiten.</w:t>
       </w:r>
     </w:p>
     <w:p>
@@ -531,7 +531,7 @@
         <w:rPr>
           <w:b/>
         </w:rPr>
-        <w:t>Minimum Viable Product – MVP.</w:t>
+        <w:t>Minimum Viable Product - MVP.</w:t>
       </w:r>
     </w:p>
     <w:p>
@@ -541,7 +541,7 @@
     </w:p>
     <w:p>
       <w:r>
-        <w:t>Für die AfD müsste ein mögliches „MVP Sachsen-Anhalt“ deshalb nicht beweisen, dass jede ihrer politischen Maßnahmen erfolgreich ist. Der Machtgewinn könnte schon darin liegen, erstmals eine Landesregierung zu führen, Ministerien zu übernehmen, eine eigene Regierungsmannschaft und Verwaltungserfahrung aufzubauen, über den Bundesrat mitzuwirken, Konflikte mit Kontrollinstitutionen politisch zu überstehen – und dabei die eigene Wählerbindung zu erhalten.</w:t>
+        <w:t>Für die AfD müsste ein mögliches „MVP Sachsen-Anhalt“ deshalb nicht beweisen, dass jede ihrer politischen Maßnahmen erfolgreich ist. Der Machtgewinn könnte schon darin liegen, erstmals eine Landesregierung zu führen, Ministerien zu übernehmen, eine eigene Regierungsmannschaft und Verwaltungserfahrung aufzubauen, über den Bundesrat mitzuwirken, Konflikte mit Kontrollinstitutionen politisch zu überstehen - und dabei die eigene Wählerbindung zu erhalten.</w:t>
       </w:r>
     </w:p>
     <w:p>
@@ -602,7 +602,7 @@
         <w:t>Externalisierungslogik</w:t>
       </w:r>
       <w:r>
-        <w:t>: Der politische Akteur kann kurzfristigen Nutzen – Aufmerksamkeit, Stimmen, Bindung, Macht – internalisieren, während ein Teil der gesellschaftlichen Folgekosten später und an anderer Stelle anfällt.</w:t>
+        <w:t>: Der politische Akteur kann kurzfristigen Nutzen - Aufmerksamkeit, Stimmen, Bindung, Macht - internalisieren, während ein Teil der gesellschaftlichen Folgekosten später und an anderer Stelle anfällt.</w:t>
       </w:r>
     </w:p>
     <w:p>
@@ -697,7 +697,7 @@
     </w:p>
     <w:p>
       <w:r>
-        <w:t>Demokratie schützt man deshalb nicht erst an der Wahlurne. Man schützt auch die Bedingungen, unter denen Menschen überhaupt frei beurteilen können, was funktioniert, was nicht funktioniert – und was wahr ist.</w:t>
+        <w:t>Demokratie schützt man deshalb nicht erst an der Wahlurne. Man schützt auch die Bedingungen, unter denen Menschen überhaupt frei beurteilen können, was funktioniert, was nicht funktioniert - und was wahr ist.</w:t>
       </w:r>
     </w:p>
     <w:p>
@@ -741,7 +741,7 @@
         <w:rPr>
           <w:b/>
         </w:rPr>
-        <w:t>Was setzt diese Macht anschließend in Bewegung – bei Menschen, beim Planeten, bei unseren Institutionen und bei der Fähigkeit unserer Demokratie, ihre eigenen Fehler künftig noch zu korrigieren?</w:t>
+        <w:t>Was setzt diese Macht anschließend in Bewegung - bei Menschen, beim Planeten, bei unseren Institutionen und bei der Fähigkeit unserer Demokratie, ihre eigenen Fehler künftig noch zu korrigieren?</w:t>
       </w:r>
     </w:p>
     <w:p>
@@ -782,7 +782,7 @@
         <w:rPr>
           <w:b/>
         </w:rPr>
-        <w:t xml:space="preserve">1. V-Dem Institute: Democracy Report 2026 – Unraveling the Democratic Era? – </w:t>
+        <w:t xml:space="preserve">1. V-Dem Institute: Democracy Report 2026 - Unraveling the Democratic Era? - </w:t>
       </w:r>
       <w:hyperlink r:id="rId11">
         <w:r>
@@ -804,7 +804,7 @@
         <w:rPr>
           <w:b w:val="0"/>
         </w:rPr>
-        <w:t xml:space="preserve">2. Lorenz-Spreen et al. (Nature Human Behaviour): A systematic review of worldwide causal and correlational evidence on digital media and democracy (496 Studien) – </w:t>
+        <w:t xml:space="preserve">2. Lorenz-Spreen et al. (Nature Human Behaviour): A systematic review of worldwide causal and correlational evidence on digital media and democracy (496 Studien) - </w:t>
       </w:r>
       <w:hyperlink r:id="rId12">
         <w:r>
@@ -826,7 +826,7 @@
         <w:rPr>
           <w:b w:val="0"/>
         </w:rPr>
-        <w:t xml:space="preserve">3. Falkenberg et al. (Nature Communications, 2024): Patterns of partisan toxicity and engagement reveal the common structure of online political communication across countries – </w:t>
+        <w:t xml:space="preserve">3. Falkenberg et al. (Nature Communications, 2024): Patterns of partisan toxicity and engagement reveal the common structure of online political communication across countries - </w:t>
       </w:r>
       <w:hyperlink r:id="rId13">
         <w:r>
@@ -848,7 +848,7 @@
         <w:rPr>
           <w:b w:val="0"/>
         </w:rPr>
-        <w:t xml:space="preserve">4. Ye et al. (Nature Communications, 2026): Systematic review and meta-analysis of the evidence for an illusory truth effect and its determinants – </w:t>
+        <w:t xml:space="preserve">4. Ye et al. (Nature Communications, 2026): Systematic review and meta-analysis of the evidence for an illusory truth effect and its determinants - </w:t>
       </w:r>
       <w:hyperlink r:id="rId14">
         <w:r>
@@ -870,7 +870,7 @@
         <w:rPr>
           <w:b w:val="0"/>
         </w:rPr>
-        <w:t xml:space="preserve">5. Lupien &amp; Cardoso (Political Science Quarterly, 2026): Global Trends, Local Adaptations – Comparing Far Right Frames in Latin America and Europe – </w:t>
+        <w:t xml:space="preserve">5. Lupien &amp; Cardoso (Political Science Quarterly, 2026): Global Trends, Local Adaptations - Comparing Far Right Frames in Latin America and Europe - </w:t>
       </w:r>
       <w:hyperlink r:id="rId15">
         <w:r>
@@ -892,7 +892,7 @@
         <w:rPr>
           <w:b w:val="0"/>
         </w:rPr>
-        <w:t xml:space="preserve">6. EEAS: 4th Report on Foreign Information Manipulation and Interference Threats, 2026 – Russian FIMI playbook targeting elections – </w:t>
+        <w:t xml:space="preserve">6. EEAS: 4th Report on Foreign Information Manipulation and Interference Threats, 2026 - Russian FIMI playbook targeting elections - </w:t>
       </w:r>
       <w:hyperlink r:id="rId16">
         <w:r>
@@ -914,7 +914,7 @@
         <w:rPr>
           <w:b/>
         </w:rPr>
-        <w:t xml:space="preserve">7. Tagesschau / ARD: Letzte Vorwahlumfrage Sachsen-Anhalt, 26./27. August 2026 – AfD 42 %, CDU 22 % – </w:t>
+        <w:t xml:space="preserve">7. Tagesschau / ARD: Letzte Vorwahlumfrage Sachsen-Anhalt, 26./27. August 2026 - AfD 42 %, CDU 22 % - </w:t>
       </w:r>
       <w:hyperlink r:id="rId17">
         <w:r>
@@ -936,7 +936,7 @@
         <w:rPr>
           <w:b w:val="0"/>
         </w:rPr>
-        <w:t xml:space="preserve">8. Landtag Sachsen-Anhalt: Landtagswahl am 6. September 2026 – </w:t>
+        <w:t xml:space="preserve">8. Landtag Sachsen-Anhalt: Landtagswahl am 6. September 2026 - </w:t>
       </w:r>
       <w:hyperlink r:id="rId18">
         <w:r>
@@ -958,7 +958,7 @@
         <w:rPr>
           <w:b/>
         </w:rPr>
-        <w:t xml:space="preserve">9. AfD Sachsen-Anhalt: Regierungsprogramm zur Landtagswahl 2026 – </w:t>
+        <w:t xml:space="preserve">9. AfD Sachsen-Anhalt: Regierungsprogramm zur Landtagswahl 2026 - </w:t>
       </w:r>
       <w:hyperlink r:id="rId19">
         <w:r>
@@ -980,7 +980,7 @@
         <w:rPr>
           <w:b/>
         </w:rPr>
-        <w:t xml:space="preserve">10. Ministerium für Inneres und Sport Sachsen-Anhalt: Verfassungsschutz – Einstufung des AfD-Landesverbands als gesichert rechtsextremistische Bestrebung – </w:t>
+        <w:t xml:space="preserve">10. Ministerium für Inneres und Sport Sachsen-Anhalt: Verfassungsschutz - Einstufung des AfD-Landesverbands als gesichert rechtsextremistische Bestrebung - </w:t>
       </w:r>
       <w:hyperlink r:id="rId20">
         <w:r>
@@ -1002,7 +1002,7 @@
         <w:rPr>
           <w:b w:val="0"/>
         </w:rPr>
-        <w:t xml:space="preserve">11. Landtag Sachsen-Anhalt: Bundesrat – Sachsen-Anhalt verfügt über vier Stimmen – </w:t>
+        <w:t xml:space="preserve">11. Landtag Sachsen-Anhalt: Bundesrat - Sachsen-Anhalt verfügt über vier Stimmen - </w:t>
       </w:r>
       <w:hyperlink r:id="rId21">
         <w:r>
@@ -1024,7 +1024,7 @@
         <w:rPr>
           <w:b w:val="0"/>
         </w:rPr>
-        <w:t xml:space="preserve">12. de Sa e Silva (Annual Review of Law and Social Science, 2022): Law and Illiberalism – Autocratic Legalism and Democratic Backsliding – </w:t>
+        <w:t xml:space="preserve">12. de Sa e Silva (Annual Review of Law and Social Science, 2022): Law and Illiberalism - Autocratic Legalism and Democratic Backsliding - </w:t>
       </w:r>
       <w:hyperlink r:id="rId22">
         <w:r>
@@ -1046,7 +1046,7 @@
         <w:rPr>
           <w:b w:val="0"/>
         </w:rPr>
-        <w:t xml:space="preserve">13. Bergh &amp; Kärnä (Public Choice, 2026): A hangover like any other – the cost of ruling for populist parties – </w:t>
+        <w:t xml:space="preserve">13. Bergh &amp; Kärnä (Public Choice, 2026): A hangover like any other - the cost of ruling for populist parties - </w:t>
       </w:r>
       <w:hyperlink r:id="rId23">
         <w:r>
@@ -1068,7 +1068,7 @@
         <w:rPr>
           <w:b w:val="0"/>
         </w:rPr>
-        <w:t xml:space="preserve">14. IPCC AR6 WGII: Summary for Policymakers – Governance and institutions for climate-resilient development – </w:t>
+        <w:t xml:space="preserve">14. IPCC AR6 WGII: Summary for Policymakers - Governance and institutions for climate-resilient development - </w:t>
       </w:r>
       <w:hyperlink r:id="rId24">
         <w:r>
@@ -1090,7 +1090,7 @@
         <w:rPr>
           <w:b w:val="0"/>
         </w:rPr>
-        <w:t xml:space="preserve">15. Tagesschau / BR: Katechon – das neue Apokalypse-Schlagwort der Rechten; Einordnung u.a. mit Volker Weiß – </w:t>
+        <w:t xml:space="preserve">15. Tagesschau / BR: Katechon - das neue Apokalypse-Schlagwort der Rechten; Einordnung u.a. mit Volker Weiß - </w:t>
       </w:r>
       <w:hyperlink r:id="rId25">
         <w:r>
